--- a/Dokumentation/Berichte/Meetingprotokolle/DS_Protokoll_4.docx
+++ b/Dokumentation/Berichte/Meetingprotokolle/DS_Protokoll_4.docx
@@ -31,7 +31,7 @@
           <w:sz w:val="56"/>
           <w:szCs w:val="56"/>
         </w:rPr>
-        <w:t>3</w:t>
+        <w:t>4</w:t>
       </w:r>
     </w:p>
     <w:p>
@@ -88,14 +88,6 @@
         </w:rPr>
         <w:tab/>
       </w:r>
-      <w:r>
-        <w:rPr>
-          <w:sz w:val="28"/>
-          <w:szCs w:val="28"/>
-          <w:lang w:val="en-GB"/>
-        </w:rPr>
-        <w:t>Frontend Web (http request)</w:t>
-      </w:r>
     </w:p>
     <w:p>
       <w:pPr>
@@ -106,14 +98,12 @@
         <w:rPr>
           <w:sz w:val="28"/>
           <w:szCs w:val="28"/>
-          <w:lang w:val="en-GB"/>
         </w:rPr>
       </w:pPr>
       <w:r>
         <w:rPr>
           <w:sz w:val="28"/>
           <w:szCs w:val="28"/>
-          <w:lang w:val="en-GB"/>
         </w:rPr>
         <w:t xml:space="preserve">Niklas: </w:t>
       </w:r>
@@ -121,17 +111,8 @@
         <w:rPr>
           <w:sz w:val="28"/>
           <w:szCs w:val="28"/>
-          <w:lang w:val="en-GB"/>
         </w:rPr>
         <w:tab/>
-      </w:r>
-      <w:r>
-        <w:rPr>
-          <w:sz w:val="28"/>
-          <w:szCs w:val="28"/>
-          <w:lang w:val="en-GB"/>
-        </w:rPr>
-        <w:t>Backend Java</w:t>
       </w:r>
     </w:p>
     <w:p>
@@ -166,48 +147,6 @@
         </w:rPr>
         <w:t xml:space="preserve">Protokoll, </w:t>
       </w:r>
-      <w:r>
-        <w:rPr>
-          <w:sz w:val="28"/>
-          <w:szCs w:val="28"/>
-        </w:rPr>
-        <w:t xml:space="preserve">Frontend </w:t>
-      </w:r>
-      <w:r>
-        <w:rPr>
-          <w:sz w:val="28"/>
-          <w:szCs w:val="28"/>
-        </w:rPr>
-        <w:t>Web (</w:t>
-      </w:r>
-      <w:r>
-        <w:rPr>
-          <w:sz w:val="28"/>
-          <w:szCs w:val="28"/>
-        </w:rPr>
-        <w:t>http request)</w:t>
-      </w:r>
-      <w:r>
-        <w:rPr>
-          <w:sz w:val="28"/>
-          <w:szCs w:val="28"/>
-        </w:rPr>
-        <w:t>,</w:t>
-      </w:r>
-      <w:r>
-        <w:rPr>
-          <w:sz w:val="28"/>
-          <w:szCs w:val="28"/>
-        </w:rPr>
-        <w:t xml:space="preserve"> </w:t>
-      </w:r>
-      <w:r>
-        <w:rPr>
-          <w:sz w:val="28"/>
-          <w:szCs w:val="28"/>
-        </w:rPr>
-        <w:t>Statusbericht</w:t>
-      </w:r>
     </w:p>
     <w:p>
       <w:pPr>
@@ -234,12 +173,74 @@
         </w:rPr>
         <w:tab/>
       </w:r>
-      <w:r>
+    </w:p>
+    <w:p>
+      <w:pPr>
+        <w:pStyle w:val="Listenabsatz"/>
+        <w:numPr>
+          <w:ilvl w:val="0"/>
+          <w:numId w:val="2"/>
+        </w:numPr>
+        <w:tabs>
+          <w:tab w:val="left" w:pos="1843"/>
+        </w:tabs>
+        <w:rPr>
+          <w:b/>
+          <w:bCs/>
+          <w:color w:val="0070C0"/>
+          <w:sz w:val="32"/>
+          <w:szCs w:val="32"/>
+        </w:rPr>
+      </w:pPr>
+      <w:r>
+        <w:rPr>
+          <w:b/>
+          <w:bCs/>
+          <w:color w:val="0070C0"/>
+          <w:sz w:val="32"/>
+          <w:szCs w:val="32"/>
+        </w:rPr>
+        <w:t>Ziele:</w:t>
+      </w:r>
+      <w:r>
+        <w:rPr>
+          <w:b/>
+          <w:bCs/>
+          <w:color w:val="0070C0"/>
+          <w:sz w:val="32"/>
+          <w:szCs w:val="32"/>
+        </w:rPr>
+        <w:t xml:space="preserve"> </w:t>
+      </w:r>
+    </w:p>
+    <w:p>
+      <w:pPr>
+        <w:pStyle w:val="Listenabsatz"/>
+        <w:numPr>
+          <w:ilvl w:val="0"/>
+          <w:numId w:val="6"/>
+        </w:numPr>
+        <w:tabs>
+          <w:tab w:val="left" w:pos="1843"/>
+        </w:tabs>
         <w:rPr>
           <w:sz w:val="28"/>
           <w:szCs w:val="28"/>
         </w:rPr>
-        <w:t>Frontend App (Fahrten abspeichern),</w:t>
+      </w:pPr>
+      <w:r>
+        <w:rPr>
+          <w:sz w:val="28"/>
+          <w:szCs w:val="28"/>
+        </w:rPr>
+        <w:t>Backend</w:t>
+      </w:r>
+      <w:r>
+        <w:rPr>
+          <w:sz w:val="28"/>
+          <w:szCs w:val="28"/>
+        </w:rPr>
+        <w:t xml:space="preserve"> Endpunkte erstellen </w:t>
       </w:r>
     </w:p>
     <w:p>
@@ -268,29 +269,15 @@
           <w:sz w:val="32"/>
           <w:szCs w:val="32"/>
         </w:rPr>
-        <w:t>Ziele:</w:t>
-      </w:r>
-      <w:r>
-        <w:rPr>
-          <w:b/>
-          <w:bCs/>
-          <w:color w:val="0070C0"/>
-          <w:sz w:val="32"/>
-          <w:szCs w:val="32"/>
-        </w:rPr>
-        <w:t xml:space="preserve"> </w:t>
+        <w:t xml:space="preserve">Besprechung: </w:t>
       </w:r>
     </w:p>
     <w:p>
       <w:pPr>
-        <w:pStyle w:val="Listenabsatz"/>
-        <w:numPr>
-          <w:ilvl w:val="0"/>
-          <w:numId w:val="6"/>
-        </w:numPr>
         <w:tabs>
-          <w:tab w:val="left" w:pos="1843"/>
+          <w:tab w:val="left" w:pos="2835"/>
         </w:tabs>
+        <w:ind w:left="720"/>
         <w:rPr>
           <w:sz w:val="28"/>
           <w:szCs w:val="28"/>
@@ -301,7 +288,42 @@
           <w:sz w:val="28"/>
           <w:szCs w:val="28"/>
         </w:rPr>
-        <w:t>Kommunikation Frontend zwischen Backend</w:t>
+        <w:t xml:space="preserve">Tabellen in der Datenbank angepasst da sie von der Logik </w:t>
+      </w:r>
+      <w:r>
+        <w:rPr>
+          <w:sz w:val="28"/>
+          <w:szCs w:val="28"/>
+        </w:rPr>
+        <w:t xml:space="preserve">her </w:t>
+      </w:r>
+      <w:r>
+        <w:rPr>
+          <w:sz w:val="28"/>
+          <w:szCs w:val="28"/>
+        </w:rPr>
+        <w:t>nicht passten</w:t>
+      </w:r>
+      <w:r>
+        <w:rPr>
+          <w:sz w:val="28"/>
+          <w:szCs w:val="28"/>
+        </w:rPr>
+        <w:t xml:space="preserve"> </w:t>
+      </w:r>
+      <w:r>
+        <w:rPr>
+          <w:sz w:val="28"/>
+          <w:szCs w:val="28"/>
+        </w:rPr>
+        <w:t>–</w:t>
+      </w:r>
+      <w:r>
+        <w:rPr>
+          <w:sz w:val="28"/>
+          <w:szCs w:val="28"/>
+        </w:rPr>
+        <w:t xml:space="preserve"> </w:t>
       </w:r>
     </w:p>
     <w:p>
@@ -330,79 +352,9 @@
           <w:sz w:val="32"/>
           <w:szCs w:val="32"/>
         </w:rPr>
-        <w:t xml:space="preserve">Besprechung: </w:t>
-      </w:r>
-    </w:p>
-    <w:p>
-      <w:pPr>
-        <w:pStyle w:val="Listenabsatz"/>
-        <w:numPr>
-          <w:ilvl w:val="0"/>
-          <w:numId w:val="6"/>
-        </w:numPr>
-        <w:tabs>
-          <w:tab w:val="left" w:pos="1843"/>
-        </w:tabs>
-        <w:rPr>
-          <w:sz w:val="28"/>
-          <w:szCs w:val="28"/>
-        </w:rPr>
-      </w:pPr>
-      <w:r>
-        <w:rPr>
-          <w:sz w:val="28"/>
-          <w:szCs w:val="28"/>
-        </w:rPr>
-        <w:t>Meilensteine werden verschoben</w:t>
-      </w:r>
-    </w:p>
-    <w:p>
-      <w:pPr>
-        <w:pStyle w:val="Listenabsatz"/>
-        <w:numPr>
-          <w:ilvl w:val="0"/>
-          <w:numId w:val="6"/>
-        </w:numPr>
-        <w:tabs>
-          <w:tab w:val="left" w:pos="1843"/>
-        </w:tabs>
-        <w:rPr>
-          <w:sz w:val="28"/>
-          <w:szCs w:val="28"/>
-        </w:rPr>
-      </w:pPr>
-      <w:r>
-        <w:rPr>
-          <w:sz w:val="28"/>
-          <w:szCs w:val="28"/>
-        </w:rPr>
-        <w:t>Kommunikation Frontend und backend wird in den nächsten</w:t>
-      </w:r>
-      <w:r>
-        <w:rPr>
-          <w:sz w:val="28"/>
-          <w:szCs w:val="28"/>
-        </w:rPr>
-        <w:t xml:space="preserve"> </w:t>
-      </w:r>
-      <w:r>
-        <w:rPr>
-          <w:sz w:val="28"/>
-          <w:szCs w:val="28"/>
-        </w:rPr>
-        <w:t>Wochen fertiggestellt</w:t>
-      </w:r>
-    </w:p>
-    <w:p>
-      <w:pPr>
-        <w:pStyle w:val="Listenabsatz"/>
-        <w:numPr>
-          <w:ilvl w:val="0"/>
-          <w:numId w:val="2"/>
-        </w:numPr>
-        <w:tabs>
-          <w:tab w:val="left" w:pos="2835"/>
-        </w:tabs>
+        <w:t>Resultat:</w:t>
+      </w:r>
+      <w:r>
         <w:rPr>
           <w:b/>
           <w:bCs/>
@@ -410,25 +362,6 @@
           <w:sz w:val="32"/>
           <w:szCs w:val="32"/>
         </w:rPr>
-      </w:pPr>
-      <w:r>
-        <w:rPr>
-          <w:b/>
-          <w:bCs/>
-          <w:color w:val="0070C0"/>
-          <w:sz w:val="32"/>
-          <w:szCs w:val="32"/>
-        </w:rPr>
-        <w:t>Resultat:</w:t>
-      </w:r>
-      <w:r>
-        <w:rPr>
-          <w:b/>
-          <w:bCs/>
-          <w:color w:val="0070C0"/>
-          <w:sz w:val="32"/>
-          <w:szCs w:val="32"/>
-        </w:rPr>
         <w:t xml:space="preserve">  </w:t>
       </w:r>
     </w:p>
@@ -443,13 +376,6 @@
           <w:szCs w:val="28"/>
         </w:rPr>
       </w:pPr>
-      <w:r>
-        <w:rPr>
-          <w:sz w:val="28"/>
-          <w:szCs w:val="28"/>
-        </w:rPr>
-        <w:t>Kommunikation zwischen Frontend und backend nicht fertiggestellt</w:t>
-      </w:r>
     </w:p>
     <w:sectPr>
       <w:headerReference w:type="default" r:id="rId7"/>
@@ -1011,7 +937,7 @@
   <w:abstractNum w:abstractNumId="3" w15:restartNumberingAfterBreak="0">
     <w:nsid w:val="341A7A17"/>
     <w:multiLevelType w:val="hybridMultilevel"/>
-    <w:tmpl w:val="BA026A90"/>
+    <w:tmpl w:val="02BE9A2A"/>
     <w:lvl w:ilvl="0" w:tplc="0C070001">
       <w:start w:val="1"/>
       <w:numFmt w:val="bullet"/>

--- a/Dokumentation/Berichte/Meetingprotokolle/DS_Protokoll_4.docx
+++ b/Dokumentation/Berichte/Meetingprotokolle/DS_Protokoll_4.docx
@@ -88,14 +88,6 @@
         </w:rPr>
         <w:tab/>
       </w:r>
-      <w:r>
-        <w:rPr>
-          <w:sz w:val="28"/>
-          <w:szCs w:val="28"/>
-          <w:lang w:val="en-GB"/>
-        </w:rPr>
-        <w:t>Web -App</w:t>
-      </w:r>
     </w:p>
     <w:p>
       <w:pPr>
@@ -122,13 +114,6 @@
         </w:rPr>
         <w:tab/>
       </w:r>
-      <w:r>
-        <w:rPr>
-          <w:sz w:val="28"/>
-          <w:szCs w:val="28"/>
-        </w:rPr>
-        <w:t>Backend</w:t>
-      </w:r>
     </w:p>
     <w:p>
       <w:pPr>
@@ -162,13 +147,6 @@
         </w:rPr>
         <w:t xml:space="preserve">Protokoll, </w:t>
       </w:r>
-      <w:r>
-        <w:rPr>
-          <w:sz w:val="28"/>
-          <w:szCs w:val="28"/>
-        </w:rPr>
-        <w:t>Git</w:t>
-      </w:r>
     </w:p>
     <w:p>
       <w:pPr>
@@ -194,13 +172,6 @@
           <w:szCs w:val="28"/>
         </w:rPr>
         <w:tab/>
-      </w:r>
-      <w:r>
-        <w:rPr>
-          <w:sz w:val="28"/>
-          <w:szCs w:val="28"/>
-        </w:rPr>
-        <w:t>App</w:t>
       </w:r>
     </w:p>
     <w:p>
@@ -340,6 +311,20 @@
         </w:rPr>
         <w:t xml:space="preserve"> </w:t>
       </w:r>
+      <w:r>
+        <w:rPr>
+          <w:sz w:val="28"/>
+          <w:szCs w:val="28"/>
+        </w:rPr>
+        <w:t>–</w:t>
+      </w:r>
+      <w:r>
+        <w:rPr>
+          <w:sz w:val="28"/>
+          <w:szCs w:val="28"/>
+        </w:rPr>
+        <w:t xml:space="preserve"> </w:t>
+      </w:r>
     </w:p>
     <w:p>
       <w:pPr>
@@ -378,25 +363,6 @@
           <w:szCs w:val="32"/>
         </w:rPr>
         <w:t xml:space="preserve">  </w:t>
-      </w:r>
-    </w:p>
-    <w:p>
-      <w:pPr>
-        <w:tabs>
-          <w:tab w:val="left" w:pos="2835"/>
-        </w:tabs>
-        <w:ind w:left="720"/>
-        <w:rPr>
-          <w:sz w:val="28"/>
-          <w:szCs w:val="28"/>
-        </w:rPr>
-      </w:pPr>
-      <w:r>
-        <w:rPr>
-          <w:sz w:val="28"/>
-          <w:szCs w:val="28"/>
-        </w:rPr>
-        <w:t>Db musste geändert werden</w:t>
       </w:r>
     </w:p>
     <w:p>
